--- a/Nicholson_CV_2026.docx
+++ b/Nicholson_CV_2026.docx
@@ -369,7 +369,7 @@
           <w:rFonts w:asciiTheme="majorHAnsi" w:hAnsiTheme="majorHAnsi"/>
           <w:noProof/>
         </w:rPr>
-        <w:t>March 12, 2026</w:t>
+        <w:t>May 6, 2026</w:t>
       </w:r>
       <w:r>
         <w:rPr>
@@ -1415,7 +1415,23 @@
           <w:sz w:val="20"/>
           <w:szCs w:val="20"/>
         </w:rPr>
-        <w:t xml:space="preserve"> (Ex: Tableau).</w:t>
+        <w:t xml:space="preserve"> (Ex: Tableau</w:t>
+      </w:r>
+      <w:r>
+        <w:rPr>
+          <w:rFonts w:asciiTheme="majorHAnsi" w:hAnsiTheme="majorHAnsi"/>
+          <w:sz w:val="20"/>
+          <w:szCs w:val="20"/>
+        </w:rPr>
+        <w:t>, Access, Excel</w:t>
+      </w:r>
+      <w:r>
+        <w:rPr>
+          <w:rFonts w:asciiTheme="majorHAnsi" w:hAnsiTheme="majorHAnsi"/>
+          <w:sz w:val="20"/>
+          <w:szCs w:val="20"/>
+        </w:rPr>
+        <w:t>).</w:t>
       </w:r>
     </w:p>
     <w:p>
@@ -2195,7 +2211,23 @@
                 <w:sz w:val="20"/>
                 <w:szCs w:val="20"/>
               </w:rPr>
-              <w:t>★★★☆☆</w:t>
+              <w:t>★★★</w:t>
+            </w:r>
+            <w:r>
+              <w:rPr>
+                <w:rFonts w:ascii="Segoe UI Symbol" w:hAnsi="Segoe UI Symbol" w:cs="Segoe UI Symbol"/>
+                <w:sz w:val="20"/>
+                <w:szCs w:val="20"/>
+              </w:rPr>
+              <w:t>★</w:t>
+            </w:r>
+            <w:r>
+              <w:rPr>
+                <w:rFonts w:ascii="Segoe UI Symbol" w:hAnsi="Segoe UI Symbol" w:cs="Segoe UI Symbol"/>
+                <w:sz w:val="20"/>
+                <w:szCs w:val="20"/>
+              </w:rPr>
+              <w:t>☆</w:t>
             </w:r>
             <w:r>
               <w:rPr>
@@ -2493,7 +2525,7 @@
                 <w:sz w:val="20"/>
                 <w:szCs w:val="20"/>
               </w:rPr>
-              <w:t>Ethical Hacking</w:t>
+              <w:t>Data Corruption Recovery</w:t>
             </w:r>
           </w:p>
         </w:tc>
@@ -2713,7 +2745,23 @@
           <w:sz w:val="20"/>
           <w:szCs w:val="20"/>
         </w:rPr>
-        <w:t>, Accounting | 01/2025 - XX/2026 X.XX | GPA, XXXXX</w:t>
+        <w:t>, Accounting | 01/2025 - XX/202</w:t>
+      </w:r>
+      <w:r>
+        <w:rPr>
+          <w:rFonts w:asciiTheme="majorHAnsi" w:hAnsiTheme="majorHAnsi"/>
+          <w:sz w:val="20"/>
+          <w:szCs w:val="20"/>
+        </w:rPr>
+        <w:t>7</w:t>
+      </w:r>
+      <w:r>
+        <w:rPr>
+          <w:rFonts w:asciiTheme="majorHAnsi" w:hAnsiTheme="majorHAnsi"/>
+          <w:sz w:val="20"/>
+          <w:szCs w:val="20"/>
+        </w:rPr>
+        <w:t xml:space="preserve"> X.XX | GPA, XXXXX</w:t>
       </w:r>
     </w:p>
     <w:p>
@@ -2942,7 +2990,7 @@
                 <v:shape id="_x0000_i1025" type="#_x0000_t75" style="width:101.25pt;height:40.5pt" o:ole="">
                   <v:imagedata r:id="rId8" o:title=""/>
                 </v:shape>
-                <o:OLEObject Type="Embed" ProgID="Package" ShapeID="_x0000_i1025" DrawAspect="Content" ObjectID="_1834853635" r:id="rId9"/>
+                <o:OLEObject Type="Embed" ProgID="Package" ShapeID="_x0000_i1025" DrawAspect="Content" ObjectID="_1839577143" r:id="rId9"/>
               </w:object>
             </w:r>
           </w:p>
@@ -3736,667 +3784,8 @@
         <w:t>Lead Representative, Customer Service Ops</w:t>
       </w:r>
     </w:p>
-    <w:p>
-      <w:pPr>
-        <w:rPr>
-          <w:rFonts w:asciiTheme="majorHAnsi" w:eastAsia="Arial" w:hAnsiTheme="majorHAnsi"/>
-          <w:sz w:val="22"/>
-          <w:szCs w:val="22"/>
-          <w:lang w:val="en" w:eastAsia="zh-CN"/>
-        </w:rPr>
-      </w:pPr>
-      <w:r>
-        <w:rPr>
-          <w:rFonts w:asciiTheme="majorHAnsi" w:eastAsia="Arial" w:hAnsiTheme="majorHAnsi"/>
-          <w:sz w:val="22"/>
-          <w:szCs w:val="22"/>
-          <w:lang w:val="en" w:eastAsia="zh-CN"/>
-        </w:rPr>
-        <w:t xml:space="preserve"> </w:t>
-      </w:r>
-      <w:r>
-        <w:rPr>
-          <w:rFonts w:asciiTheme="majorHAnsi" w:eastAsia="Arial" w:hAnsiTheme="majorHAnsi"/>
-          <w:sz w:val="22"/>
-          <w:szCs w:val="22"/>
-          <w:lang w:val="en" w:eastAsia="zh-CN"/>
-        </w:rPr>
-        <w:br w:type="page"/>
-      </w:r>
-    </w:p>
-    <w:tbl>
-      <w:tblPr>
-        <w:tblStyle w:val="TableGrid"/>
-        <w:tblpPr w:leftFromText="180" w:rightFromText="180" w:vertAnchor="text" w:horzAnchor="margin" w:tblpY="-239"/>
-        <w:tblOverlap w:val="never"/>
-        <w:tblW w:w="0" w:type="auto"/>
-        <w:tblBorders>
-          <w:top w:val="none" w:sz="0" w:space="0" w:color="auto"/>
-          <w:left w:val="none" w:sz="0" w:space="0" w:color="auto"/>
-          <w:bottom w:val="none" w:sz="0" w:space="0" w:color="auto"/>
-          <w:right w:val="none" w:sz="0" w:space="0" w:color="auto"/>
-          <w:insideH w:val="none" w:sz="0" w:space="0" w:color="auto"/>
-          <w:insideV w:val="none" w:sz="0" w:space="0" w:color="auto"/>
-        </w:tblBorders>
-        <w:tblLook w:val="04A0" w:firstRow="1" w:lastRow="0" w:firstColumn="1" w:lastColumn="0" w:noHBand="0" w:noVBand="1"/>
-      </w:tblPr>
-      <w:tblGrid>
-        <w:gridCol w:w="905"/>
-      </w:tblGrid>
-      <w:tr>
-        <w:trPr>
-          <w:cantSplit/>
-          <w:trHeight w:val="13043"/>
-        </w:trPr>
-        <w:tc>
-          <w:tcPr>
-            <w:tcW w:w="905" w:type="dxa"/>
-            <w:textDirection w:val="btLr"/>
-            <w:hideMark/>
-          </w:tcPr>
-          <w:p>
-            <w:pPr>
-              <w:spacing w:after="160" w:line="278" w:lineRule="auto"/>
-              <w:jc w:val="right"/>
-              <w:rPr>
-                <w:rFonts w:asciiTheme="majorHAnsi" w:eastAsia="Arial" w:hAnsiTheme="majorHAnsi"/>
-                <w:sz w:val="36"/>
-                <w:szCs w:val="36"/>
-                <w:u w:val="single"/>
-                <w:lang w:val="en" w:eastAsia="zh-CN"/>
-              </w:rPr>
-            </w:pPr>
-            <w:r>
-              <w:rPr>
-                <w:rFonts w:asciiTheme="majorHAnsi" w:eastAsia="Arial" w:hAnsiTheme="majorHAnsi"/>
-                <w:sz w:val="36"/>
-                <w:szCs w:val="36"/>
-                <w:u w:val="single"/>
-                <w:lang w:val="en" w:eastAsia="zh-CN"/>
-              </w:rPr>
-              <w:lastRenderedPageBreak/>
-              <w:t xml:space="preserve">Reference Letter </w:t>
-            </w:r>
-            <w:r>
-              <w:rPr>
-                <w:rFonts w:asciiTheme="majorHAnsi" w:eastAsia="Arial" w:hAnsiTheme="majorHAnsi"/>
-                <w:sz w:val="36"/>
-                <w:szCs w:val="36"/>
-                <w:u w:val="single"/>
-                <w:lang w:val="en" w:eastAsia="zh-CN"/>
-              </w:rPr>
-              <w:t>3</w:t>
-            </w:r>
-            <w:r>
-              <w:rPr>
-                <w:rFonts w:asciiTheme="majorHAnsi" w:eastAsia="Arial" w:hAnsiTheme="majorHAnsi"/>
-                <w:sz w:val="36"/>
-                <w:szCs w:val="36"/>
-                <w:u w:val="single"/>
-                <w:lang w:val="en" w:eastAsia="zh-CN"/>
-              </w:rPr>
-              <w:t>:</w:t>
-            </w:r>
-          </w:p>
-        </w:tc>
-      </w:tr>
-    </w:tbl>
-    <w:p>
-      <w:bookmarkStart w:id="5" w:name="Reference_Letter_3"/>
-      <w:r>
-        <w:t>Martha Valdez</w:t>
-      </w:r>
-      <w:bookmarkEnd w:id="5"/>
-      <w:r>
-        <w:t xml:space="preserve"> </w:t>
-      </w:r>
-    </w:p>
-    <w:p>
-      <w:r>
-        <w:t xml:space="preserve">Cardinal Health – Specialty Pharmaceutical Distribution </w:t>
-      </w:r>
-    </w:p>
-    <w:p>
-      <w:r>
-        <w:t xml:space="preserve">October 22, 2024 </w:t>
-      </w:r>
-    </w:p>
-    <w:p>
-      <w:r>
-        <w:t xml:space="preserve">To whom it may concern, </w:t>
-      </w:r>
-    </w:p>
-    <w:p>
-      <w:r>
-        <w:t xml:space="preserve">Jonathan Nicholson has been with Cardinal Health since March 2022. Jonathan began his employment as a Specialty Contractor and after a little over a year, was selected as a Senior DSCSA Representative. </w:t>
-      </w:r>
-    </w:p>
-    <w:p>
-      <w:r>
-        <w:t xml:space="preserve">As an employee, Jonathan is always thinking about ways to streamline processes and automation. He has identified several opportunities within our space and developed reporting that has been adopted by the team. Doing so has led to efficiency and quality improvements. </w:t>
-      </w:r>
-    </w:p>
-    <w:p>
-      <w:r>
-        <w:t xml:space="preserve">Jonathan’s key strengths include but are not limited to strategic thinking, problem solving, process mapping and automation. He brings a wealth of knowledge as it relates to reporting and several software solutions. </w:t>
-      </w:r>
-    </w:p>
-    <w:p>
-      <w:r>
-        <w:t xml:space="preserve">Should you have any further questions about him, feel free to reach me by email or phone. </w:t>
-      </w:r>
-    </w:p>
-    <w:p>
-      <w:r>
-        <w:t xml:space="preserve">Sincerely, </w:t>
-      </w:r>
-    </w:p>
-    <w:p>
-      <w:pPr>
-        <w:spacing w:line="240" w:lineRule="auto"/>
-      </w:pPr>
-      <w:r>
-        <w:t xml:space="preserve">Martha Valdez </w:t>
-      </w:r>
-      <w:r>
-        <w:rPr>
-          <w:i/>
-          <w:iCs/>
-        </w:rPr>
-        <w:t xml:space="preserve">Manager, Specialty Pharmaceutical Distribution </w:t>
-      </w:r>
-    </w:p>
-    <w:p>
-      <w:pPr>
-        <w:spacing w:line="240" w:lineRule="auto"/>
-        <w:rPr>
-          <w:i/>
-          <w:iCs/>
-        </w:rPr>
-      </w:pPr>
-      <w:r>
-        <w:rPr>
-          <w:i/>
-          <w:iCs/>
-        </w:rPr>
-        <w:t>Global Business Services, Customer Service Operations</w:t>
-      </w:r>
-    </w:p>
-    <w:p>
-      <w:pPr>
-        <w:spacing w:line="240" w:lineRule="auto"/>
-      </w:pPr>
-      <w:r>
-        <w:t>Tel: 847-887-3831 | martha.valdez02@cardinalhealth.co</w:t>
-      </w:r>
-      <w:r>
-        <w:t>m</w:t>
-      </w:r>
-    </w:p>
-    <w:p>
-      <w:pPr>
-        <w:rPr>
-          <w:rFonts w:asciiTheme="majorHAnsi" w:eastAsia="Arial" w:hAnsiTheme="majorHAnsi"/>
-          <w:sz w:val="22"/>
-          <w:szCs w:val="22"/>
-          <w:lang w:val="en" w:eastAsia="zh-CN"/>
-        </w:rPr>
-      </w:pPr>
-      <w:r>
-        <w:rPr>
-          <w:rFonts w:asciiTheme="majorHAnsi" w:eastAsia="Arial" w:hAnsiTheme="majorHAnsi"/>
-          <w:sz w:val="22"/>
-          <w:szCs w:val="22"/>
-          <w:lang w:val="en" w:eastAsia="zh-CN"/>
-        </w:rPr>
-        <w:br w:type="page"/>
-      </w:r>
-    </w:p>
-    <w:tbl>
-      <w:tblPr>
-        <w:tblStyle w:val="TableGrid"/>
-        <w:tblpPr w:leftFromText="180" w:rightFromText="180" w:vertAnchor="text" w:horzAnchor="margin" w:tblpY="-239"/>
-        <w:tblOverlap w:val="never"/>
-        <w:tblW w:w="0" w:type="auto"/>
-        <w:tblBorders>
-          <w:top w:val="none" w:sz="0" w:space="0" w:color="auto"/>
-          <w:left w:val="none" w:sz="0" w:space="0" w:color="auto"/>
-          <w:bottom w:val="none" w:sz="0" w:space="0" w:color="auto"/>
-          <w:right w:val="none" w:sz="0" w:space="0" w:color="auto"/>
-          <w:insideH w:val="none" w:sz="0" w:space="0" w:color="auto"/>
-          <w:insideV w:val="none" w:sz="0" w:space="0" w:color="auto"/>
-        </w:tblBorders>
-        <w:tblLook w:val="04A0" w:firstRow="1" w:lastRow="0" w:firstColumn="1" w:lastColumn="0" w:noHBand="0" w:noVBand="1"/>
-      </w:tblPr>
-      <w:tblGrid>
-        <w:gridCol w:w="905"/>
-      </w:tblGrid>
-      <w:tr>
-        <w:trPr>
-          <w:cantSplit/>
-          <w:trHeight w:val="13043"/>
-        </w:trPr>
-        <w:tc>
-          <w:tcPr>
-            <w:tcW w:w="905" w:type="dxa"/>
-            <w:textDirection w:val="btLr"/>
-            <w:hideMark/>
-          </w:tcPr>
-          <w:p>
-            <w:pPr>
-              <w:spacing w:after="160" w:line="278" w:lineRule="auto"/>
-              <w:jc w:val="right"/>
-              <w:rPr>
-                <w:rFonts w:asciiTheme="majorHAnsi" w:eastAsia="Arial" w:hAnsiTheme="majorHAnsi"/>
-                <w:sz w:val="36"/>
-                <w:szCs w:val="36"/>
-                <w:u w:val="single"/>
-                <w:lang w:val="en" w:eastAsia="zh-CN"/>
-              </w:rPr>
-            </w:pPr>
-            <w:r>
-              <w:rPr>
-                <w:rFonts w:asciiTheme="majorHAnsi" w:eastAsia="Arial" w:hAnsiTheme="majorHAnsi"/>
-                <w:sz w:val="36"/>
-                <w:szCs w:val="36"/>
-                <w:u w:val="single"/>
-                <w:lang w:val="en" w:eastAsia="zh-CN"/>
-              </w:rPr>
-              <w:lastRenderedPageBreak/>
-              <w:t xml:space="preserve">Reference Letter </w:t>
-            </w:r>
-            <w:r>
-              <w:rPr>
-                <w:rFonts w:asciiTheme="majorHAnsi" w:eastAsia="Arial" w:hAnsiTheme="majorHAnsi"/>
-                <w:sz w:val="36"/>
-                <w:szCs w:val="36"/>
-                <w:u w:val="single"/>
-                <w:lang w:val="en" w:eastAsia="zh-CN"/>
-              </w:rPr>
-              <w:t>4</w:t>
-            </w:r>
-            <w:r>
-              <w:rPr>
-                <w:rFonts w:asciiTheme="majorHAnsi" w:eastAsia="Arial" w:hAnsiTheme="majorHAnsi"/>
-                <w:sz w:val="36"/>
-                <w:szCs w:val="36"/>
-                <w:u w:val="single"/>
-                <w:lang w:val="en" w:eastAsia="zh-CN"/>
-              </w:rPr>
-              <w:t>:</w:t>
-            </w:r>
-          </w:p>
-        </w:tc>
-      </w:tr>
-    </w:tbl>
-    <w:p>
-      <w:pPr>
-        <w:rPr>
-          <w:rFonts w:asciiTheme="majorHAnsi" w:eastAsia="Arial" w:hAnsiTheme="majorHAnsi"/>
-          <w:sz w:val="22"/>
-          <w:szCs w:val="22"/>
-          <w:lang w:val="en" w:eastAsia="zh-CN"/>
-        </w:rPr>
-      </w:pPr>
-      <w:r>
-        <w:rPr>
-          <w:rFonts w:asciiTheme="majorHAnsi" w:eastAsia="Arial" w:hAnsiTheme="majorHAnsi"/>
-          <w:sz w:val="22"/>
-          <w:szCs w:val="22"/>
-          <w:lang w:val="en" w:eastAsia="zh-CN"/>
-        </w:rPr>
-        <w:t>Crysta</w:t>
-      </w:r>
-      <w:bookmarkStart w:id="6" w:name="Reference_Letter_4"/>
-      <w:bookmarkEnd w:id="6"/>
-      <w:r>
-        <w:rPr>
-          <w:rFonts w:asciiTheme="majorHAnsi" w:eastAsia="Arial" w:hAnsiTheme="majorHAnsi"/>
-          <w:sz w:val="22"/>
-          <w:szCs w:val="22"/>
-          <w:lang w:val="en" w:eastAsia="zh-CN"/>
-        </w:rPr>
-        <w:t>l Richards</w:t>
-      </w:r>
-    </w:p>
-    <w:p>
-      <w:pPr>
-        <w:rPr>
-          <w:rFonts w:asciiTheme="majorHAnsi" w:eastAsia="Arial" w:hAnsiTheme="majorHAnsi"/>
-          <w:sz w:val="22"/>
-          <w:szCs w:val="22"/>
-          <w:lang w:val="en" w:eastAsia="zh-CN"/>
-        </w:rPr>
-      </w:pPr>
-      <w:r>
-        <w:rPr>
-          <w:rFonts w:asciiTheme="majorHAnsi" w:eastAsia="Arial" w:hAnsiTheme="majorHAnsi"/>
-          <w:sz w:val="22"/>
-          <w:szCs w:val="22"/>
-          <w:lang w:val="en" w:eastAsia="zh-CN"/>
-        </w:rPr>
-        <w:t>Cardinal Health – Specialty</w:t>
-      </w:r>
-    </w:p>
-    <w:p>
-      <w:pPr>
-        <w:rPr>
-          <w:rFonts w:asciiTheme="majorHAnsi" w:eastAsia="Arial" w:hAnsiTheme="majorHAnsi"/>
-          <w:sz w:val="22"/>
-          <w:szCs w:val="22"/>
-          <w:lang w:val="en" w:eastAsia="zh-CN"/>
-        </w:rPr>
-      </w:pPr>
-      <w:r>
-        <w:rPr>
-          <w:rFonts w:asciiTheme="majorHAnsi" w:eastAsia="Arial" w:hAnsiTheme="majorHAnsi"/>
-          <w:sz w:val="22"/>
-          <w:szCs w:val="22"/>
-          <w:lang w:val="en" w:eastAsia="zh-CN"/>
-        </w:rPr>
-        <w:t>233 Mason Road</w:t>
-      </w:r>
-    </w:p>
-    <w:p>
-      <w:pPr>
-        <w:rPr>
-          <w:rFonts w:asciiTheme="majorHAnsi" w:eastAsia="Arial" w:hAnsiTheme="majorHAnsi"/>
-          <w:sz w:val="22"/>
-          <w:szCs w:val="22"/>
-          <w:lang w:val="en" w:eastAsia="zh-CN"/>
-        </w:rPr>
-      </w:pPr>
-      <w:r>
-        <w:rPr>
-          <w:rFonts w:asciiTheme="majorHAnsi" w:eastAsia="Arial" w:hAnsiTheme="majorHAnsi"/>
-          <w:sz w:val="22"/>
-          <w:szCs w:val="22"/>
-          <w:lang w:val="en" w:eastAsia="zh-CN"/>
-        </w:rPr>
-        <w:t>La Vergne, TN 37086</w:t>
-      </w:r>
-    </w:p>
-    <w:p>
-      <w:pPr>
-        <w:rPr>
-          <w:rFonts w:asciiTheme="majorHAnsi" w:eastAsia="Arial" w:hAnsiTheme="majorHAnsi"/>
-          <w:sz w:val="22"/>
-          <w:szCs w:val="22"/>
-          <w:lang w:val="en" w:eastAsia="zh-CN"/>
-        </w:rPr>
-      </w:pPr>
-      <w:r>
-        <w:rPr>
-          <w:rFonts w:asciiTheme="majorHAnsi" w:eastAsia="Arial" w:hAnsiTheme="majorHAnsi"/>
-          <w:sz w:val="22"/>
-          <w:szCs w:val="22"/>
-          <w:lang w:val="en" w:eastAsia="zh-CN"/>
-        </w:rPr>
-        <w:t>01/27/2025</w:t>
-      </w:r>
-    </w:p>
-    <w:p>
-      <w:pPr>
-        <w:rPr>
-          <w:rFonts w:asciiTheme="majorHAnsi" w:eastAsia="Arial" w:hAnsiTheme="majorHAnsi"/>
-          <w:sz w:val="22"/>
-          <w:szCs w:val="22"/>
-          <w:lang w:val="en" w:eastAsia="zh-CN"/>
-        </w:rPr>
-      </w:pPr>
-      <w:r>
-        <w:rPr>
-          <w:rFonts w:asciiTheme="majorHAnsi" w:eastAsia="Arial" w:hAnsiTheme="majorHAnsi"/>
-          <w:sz w:val="22"/>
-          <w:szCs w:val="22"/>
-          <w:lang w:val="en" w:eastAsia="zh-CN"/>
-        </w:rPr>
-        <w:t>To Whom It May Concern,</w:t>
-      </w:r>
-    </w:p>
-    <w:p>
-      <w:pPr>
-        <w:rPr>
-          <w:rFonts w:asciiTheme="majorHAnsi" w:eastAsia="Arial" w:hAnsiTheme="majorHAnsi"/>
-          <w:sz w:val="22"/>
-          <w:szCs w:val="22"/>
-          <w:lang w:val="en" w:eastAsia="zh-CN"/>
-        </w:rPr>
-      </w:pPr>
-      <w:r>
-        <w:rPr>
-          <w:rFonts w:asciiTheme="majorHAnsi" w:eastAsia="Arial" w:hAnsiTheme="majorHAnsi"/>
-          <w:sz w:val="22"/>
-          <w:szCs w:val="22"/>
-          <w:lang w:val="en" w:eastAsia="zh-CN"/>
-        </w:rPr>
-        <w:t xml:space="preserve">I am writing to enthusiastically recommend Jon Nicholson. While Jon is </w:t>
-      </w:r>
-      <w:proofErr w:type="gramStart"/>
-      <w:r>
-        <w:rPr>
-          <w:rFonts w:asciiTheme="majorHAnsi" w:eastAsia="Arial" w:hAnsiTheme="majorHAnsi"/>
-          <w:sz w:val="22"/>
-          <w:szCs w:val="22"/>
-          <w:lang w:val="en" w:eastAsia="zh-CN"/>
-        </w:rPr>
-        <w:t>a personal friend</w:t>
-      </w:r>
-      <w:proofErr w:type="gramEnd"/>
-      <w:r>
-        <w:rPr>
-          <w:rFonts w:asciiTheme="majorHAnsi" w:eastAsia="Arial" w:hAnsiTheme="majorHAnsi"/>
-          <w:sz w:val="22"/>
-          <w:szCs w:val="22"/>
-          <w:lang w:val="en" w:eastAsia="zh-CN"/>
-        </w:rPr>
-        <w:t>, I have had the privilege of witnessing firsthand his exceptional skills and qualities, particularly in the areas of data analysis and Excel.</w:t>
-      </w:r>
-    </w:p>
-    <w:p>
-      <w:pPr>
-        <w:rPr>
-          <w:rFonts w:asciiTheme="majorHAnsi" w:eastAsia="Arial" w:hAnsiTheme="majorHAnsi"/>
-          <w:sz w:val="22"/>
-          <w:szCs w:val="22"/>
-          <w:lang w:val="en" w:eastAsia="zh-CN"/>
-        </w:rPr>
-      </w:pPr>
-      <w:r>
-        <w:rPr>
-          <w:rFonts w:asciiTheme="majorHAnsi" w:eastAsia="Arial" w:hAnsiTheme="majorHAnsi"/>
-          <w:sz w:val="22"/>
-          <w:szCs w:val="22"/>
-          <w:lang w:val="en" w:eastAsia="zh-CN"/>
-        </w:rPr>
-        <w:t xml:space="preserve">Jon has an extraordinary ability to work with data, and his expertise in Excel is nothing short of remarkable. Whether it’s creating advanced formulas, organizing large datasets, or designing insightful dashboards, Jon consistently delivers solutions that are efficient, accurate, and insightful. His analytical mindset enables him to approach problems strategically, making him </w:t>
-      </w:r>
-      <w:proofErr w:type="gramStart"/>
-      <w:r>
-        <w:rPr>
-          <w:rFonts w:asciiTheme="majorHAnsi" w:eastAsia="Arial" w:hAnsiTheme="majorHAnsi"/>
-          <w:sz w:val="22"/>
-          <w:szCs w:val="22"/>
-          <w:lang w:val="en" w:eastAsia="zh-CN"/>
-        </w:rPr>
-        <w:t>a valuable asset</w:t>
-      </w:r>
-      <w:proofErr w:type="gramEnd"/>
-      <w:r>
-        <w:rPr>
-          <w:rFonts w:asciiTheme="majorHAnsi" w:eastAsia="Arial" w:hAnsiTheme="majorHAnsi"/>
-          <w:sz w:val="22"/>
-          <w:szCs w:val="22"/>
-          <w:lang w:val="en" w:eastAsia="zh-CN"/>
-        </w:rPr>
-        <w:t xml:space="preserve"> in any professional setting.</w:t>
-      </w:r>
-    </w:p>
-    <w:p>
-      <w:pPr>
-        <w:rPr>
-          <w:rFonts w:asciiTheme="majorHAnsi" w:eastAsia="Arial" w:hAnsiTheme="majorHAnsi"/>
-          <w:sz w:val="22"/>
-          <w:szCs w:val="22"/>
-          <w:lang w:val="en" w:eastAsia="zh-CN"/>
-        </w:rPr>
-      </w:pPr>
-      <w:r>
-        <w:rPr>
-          <w:rFonts w:asciiTheme="majorHAnsi" w:eastAsia="Arial" w:hAnsiTheme="majorHAnsi"/>
-          <w:sz w:val="22"/>
-          <w:szCs w:val="22"/>
-          <w:lang w:val="en" w:eastAsia="zh-CN"/>
-        </w:rPr>
-        <w:t>Beyond his technical skills, Jon is a highly reliable and dedicated individual. He is thorough in his work, always pays attention to detail, and consistently goes the extra mile to ensure everything he undertakes is completed to the highest standard. He is also a great communicator, making complex data and analysis easily understandable to others.</w:t>
-      </w:r>
-    </w:p>
-    <w:p>
-      <w:pPr>
-        <w:rPr>
-          <w:rFonts w:asciiTheme="majorHAnsi" w:eastAsia="Arial" w:hAnsiTheme="majorHAnsi"/>
-          <w:sz w:val="22"/>
-          <w:szCs w:val="22"/>
-          <w:lang w:val="en" w:eastAsia="zh-CN"/>
-        </w:rPr>
-      </w:pPr>
-      <w:r>
-        <w:rPr>
-          <w:rFonts w:asciiTheme="majorHAnsi" w:eastAsia="Arial" w:hAnsiTheme="majorHAnsi"/>
-          <w:sz w:val="22"/>
-          <w:szCs w:val="22"/>
-          <w:lang w:val="en" w:eastAsia="zh-CN"/>
-        </w:rPr>
-        <w:t>On a personal level, Jon is a genuine and trustworthy individual. His integrity, work ethic, and positive attitude make him a pleasure to work with, and I have no doubt he will bring these same qualities to any organization.</w:t>
-      </w:r>
-    </w:p>
-    <w:p>
-      <w:pPr>
-        <w:rPr>
-          <w:rFonts w:asciiTheme="majorHAnsi" w:eastAsia="Arial" w:hAnsiTheme="majorHAnsi"/>
-          <w:sz w:val="22"/>
-          <w:szCs w:val="22"/>
-          <w:lang w:val="en" w:eastAsia="zh-CN"/>
-        </w:rPr>
-      </w:pPr>
-      <w:r>
-        <w:rPr>
-          <w:rFonts w:asciiTheme="majorHAnsi" w:eastAsia="Arial" w:hAnsiTheme="majorHAnsi"/>
-          <w:sz w:val="22"/>
-          <w:szCs w:val="22"/>
-          <w:lang w:val="en" w:eastAsia="zh-CN"/>
-        </w:rPr>
-        <w:t xml:space="preserve">I have no hesitation in recommending Jon for any opportunity that requires analytical skills, expertise in Excel, and a commitment to excellence. Please feel free to contact me @ </w:t>
-      </w:r>
-      <w:hyperlink r:id="rId10" w:history="1">
-        <w:r>
-          <w:rPr>
-            <w:rStyle w:val="Hyperlink"/>
-            <w:rFonts w:asciiTheme="majorHAnsi" w:eastAsia="Arial" w:hAnsiTheme="majorHAnsi"/>
-            <w:sz w:val="22"/>
-            <w:szCs w:val="22"/>
-            <w:lang w:val="en" w:eastAsia="zh-CN"/>
-          </w:rPr>
-          <w:t>C.Richards84@Outlook.com</w:t>
-        </w:r>
-      </w:hyperlink>
-      <w:r>
-        <w:rPr>
-          <w:rFonts w:asciiTheme="majorHAnsi" w:eastAsia="Arial" w:hAnsiTheme="majorHAnsi"/>
-          <w:sz w:val="22"/>
-          <w:szCs w:val="22"/>
-          <w:lang w:val="en" w:eastAsia="zh-CN"/>
-        </w:rPr>
-        <w:t xml:space="preserve"> if you require any further information.</w:t>
-      </w:r>
-    </w:p>
-    <w:p>
-      <w:pPr>
-        <w:rPr>
-          <w:rFonts w:asciiTheme="majorHAnsi" w:eastAsia="Arial" w:hAnsiTheme="majorHAnsi"/>
-          <w:sz w:val="22"/>
-          <w:szCs w:val="22"/>
-          <w:lang w:val="en" w:eastAsia="zh-CN"/>
-        </w:rPr>
-      </w:pPr>
-      <w:r>
-        <w:rPr>
-          <w:rFonts w:asciiTheme="majorHAnsi" w:eastAsia="Arial" w:hAnsiTheme="majorHAnsi"/>
-          <w:sz w:val="22"/>
-          <w:szCs w:val="22"/>
-          <w:lang w:val="en" w:eastAsia="zh-CN"/>
-        </w:rPr>
-        <w:t xml:space="preserve">Sincerely, </w:t>
-      </w:r>
-    </w:p>
-    <w:p>
-      <w:pPr>
-        <w:rPr>
-          <w:rFonts w:asciiTheme="majorHAnsi" w:eastAsia="Arial" w:hAnsiTheme="majorHAnsi"/>
-          <w:sz w:val="22"/>
-          <w:szCs w:val="22"/>
-          <w:lang w:val="en" w:eastAsia="zh-CN"/>
-        </w:rPr>
-      </w:pPr>
-      <w:r>
-        <w:rPr>
-          <w:rFonts w:asciiTheme="majorHAnsi" w:eastAsia="Arial" w:hAnsiTheme="majorHAnsi"/>
-          <w:sz w:val="22"/>
-          <w:szCs w:val="22"/>
-          <w:lang w:val="en" w:eastAsia="zh-CN"/>
-        </w:rPr>
-        <w:t>Crystal Richards</w:t>
-      </w:r>
-    </w:p>
-    <w:p>
-      <w:pPr>
-        <w:rPr>
-          <w:rFonts w:asciiTheme="majorHAnsi" w:eastAsia="Arial" w:hAnsiTheme="majorHAnsi"/>
-          <w:sz w:val="22"/>
-          <w:szCs w:val="22"/>
-          <w:lang w:eastAsia="zh-CN"/>
-        </w:rPr>
-      </w:pPr>
-      <w:r>
-        <w:rPr>
-          <w:rFonts w:asciiTheme="majorHAnsi" w:eastAsia="Arial" w:hAnsiTheme="majorHAnsi"/>
-          <w:sz w:val="22"/>
-          <w:szCs w:val="22"/>
-          <w:lang w:eastAsia="zh-CN"/>
-        </w:rPr>
-        <w:t>Cardinal Health</w:t>
-      </w:r>
-    </w:p>
-    <w:p>
-      <w:pPr>
-        <w:rPr>
-          <w:rFonts w:asciiTheme="majorHAnsi" w:eastAsia="Arial" w:hAnsiTheme="majorHAnsi"/>
-          <w:sz w:val="22"/>
-          <w:szCs w:val="22"/>
-          <w:lang w:val="en" w:eastAsia="zh-CN"/>
-        </w:rPr>
-      </w:pPr>
-      <w:r>
-        <w:rPr>
-          <w:rFonts w:asciiTheme="majorHAnsi" w:eastAsia="Arial" w:hAnsiTheme="majorHAnsi"/>
-          <w:sz w:val="22"/>
-          <w:szCs w:val="22"/>
-          <w:lang w:val="en" w:eastAsia="zh-CN"/>
-        </w:rPr>
-        <w:t>Sr. Account Manager</w:t>
-      </w:r>
-    </w:p>
-    <w:p>
-      <w:pPr>
-        <w:pStyle w:val="NoSpacing"/>
-        <w:rPr>
-          <w:rFonts w:asciiTheme="majorHAnsi" w:eastAsia="Arial" w:hAnsiTheme="majorHAnsi"/>
-          <w:lang w:val="en" w:eastAsia="zh-CN"/>
-        </w:rPr>
-      </w:pPr>
-    </w:p>
     <w:sectPr>
-      <w:footerReference w:type="default" r:id="rId11"/>
+      <w:footerReference w:type="default" r:id="rId10"/>
       <w:pgSz w:w="12240" w:h="15840"/>
       <w:pgMar w:top="576" w:right="720" w:bottom="576" w:left="720" w:header="720" w:footer="720" w:gutter="0"/>
       <w:cols w:space="720"/>

--- a/Nicholson_CV_2026.docx
+++ b/Nicholson_CV_2026.docx
@@ -216,46 +216,6 @@
     </w:p>
     <w:p>
       <w:pPr>
-        <w:pStyle w:val="ListParagraph"/>
-        <w:numPr>
-          <w:ilvl w:val="1"/>
-          <w:numId w:val="1"/>
-        </w:numPr>
-        <w:rPr>
-          <w:rFonts w:asciiTheme="majorHAnsi" w:hAnsiTheme="majorHAnsi"/>
-        </w:rPr>
-      </w:pPr>
-      <w:hyperlink w:anchor="Reference_Letter_3" w:history="1">
-        <w:r>
-          <w:rPr>
-            <w:rStyle w:val="Hyperlink"/>
-          </w:rPr>
-          <w:t>Valdez, Martha</w:t>
-        </w:r>
-      </w:hyperlink>
-    </w:p>
-    <w:p>
-      <w:pPr>
-        <w:pStyle w:val="ListParagraph"/>
-        <w:numPr>
-          <w:ilvl w:val="1"/>
-          <w:numId w:val="1"/>
-        </w:numPr>
-        <w:rPr>
-          <w:rFonts w:asciiTheme="majorHAnsi" w:hAnsiTheme="majorHAnsi"/>
-        </w:rPr>
-      </w:pPr>
-      <w:hyperlink w:anchor="Reference_Letter_4" w:history="1">
-        <w:r>
-          <w:rPr>
-            <w:rStyle w:val="Hyperlink"/>
-          </w:rPr>
-          <w:t>Richards, Crystal</w:t>
-        </w:r>
-      </w:hyperlink>
-    </w:p>
-    <w:p>
-      <w:pPr>
         <w:rPr>
           <w:rFonts w:asciiTheme="majorHAnsi" w:hAnsiTheme="majorHAnsi"/>
         </w:rPr>
@@ -407,51 +367,57 @@
           <w:sz w:val="24"/>
           <w:szCs w:val="24"/>
         </w:rPr>
-        <w:t xml:space="preserve">I </w:t>
-      </w:r>
-      <w:proofErr w:type="gramStart"/>
+        <w:t>I had seen that your company had posted several openings</w:t>
+      </w:r>
       <w:r>
         <w:rPr>
           <w:rFonts w:asciiTheme="majorHAnsi" w:hAnsiTheme="majorHAnsi"/>
           <w:sz w:val="24"/>
           <w:szCs w:val="24"/>
         </w:rPr>
-        <w:t>had</w:t>
-      </w:r>
-      <w:proofErr w:type="gramEnd"/>
+        <w:t xml:space="preserve"> </w:t>
+      </w:r>
       <w:r>
         <w:rPr>
           <w:rFonts w:asciiTheme="majorHAnsi" w:hAnsiTheme="majorHAnsi"/>
           <w:sz w:val="24"/>
           <w:szCs w:val="24"/>
         </w:rPr>
-        <w:t xml:space="preserve"> seen that your company </w:t>
-      </w:r>
-      <w:proofErr w:type="gramStart"/>
+        <w:t>on your company website and thought to apply. After reviewing the basic qualifications section, I believe I may be a good fit and valuable addition to your organization</w:t>
+      </w:r>
       <w:r>
         <w:rPr>
           <w:rFonts w:asciiTheme="majorHAnsi" w:hAnsiTheme="majorHAnsi"/>
           <w:sz w:val="24"/>
           <w:szCs w:val="24"/>
         </w:rPr>
-        <w:t>had</w:t>
-      </w:r>
-      <w:proofErr w:type="gramEnd"/>
-      <w:r>
+        <w:t>.</w:t>
+      </w:r>
+    </w:p>
+    <w:p>
+      <w:pPr>
+        <w:pStyle w:val="NoSpacing"/>
+        <w:rPr>
+          <w:rFonts w:asciiTheme="majorHAnsi" w:hAnsiTheme="majorHAnsi"/>
+        </w:rPr>
+      </w:pPr>
+    </w:p>
+    <w:p>
+      <w:pPr>
+        <w:pStyle w:val="NoSpacing"/>
         <w:rPr>
           <w:rFonts w:asciiTheme="majorHAnsi" w:hAnsiTheme="majorHAnsi"/>
           <w:sz w:val="24"/>
           <w:szCs w:val="24"/>
         </w:rPr>
-        <w:t xml:space="preserve"> posted several openings</w:t>
-      </w:r>
+      </w:pPr>
       <w:r>
         <w:rPr>
           <w:rFonts w:asciiTheme="majorHAnsi" w:hAnsiTheme="majorHAnsi"/>
           <w:sz w:val="24"/>
           <w:szCs w:val="24"/>
         </w:rPr>
-        <w:t xml:space="preserve"> </w:t>
+        <w:t>If I had to describe myself, I would say I am a dedicated and ethical professional with a strong academic foundation. Currently, I am pursuing a master’s degree in accounting after earning advanced degrees in business administration and healthcare management</w:t>
       </w:r>
       <w:r>
         <w:rPr>
@@ -459,43 +425,39 @@
           <w:sz w:val="24"/>
           <w:szCs w:val="24"/>
         </w:rPr>
-        <w:t xml:space="preserve">on your company website and </w:t>
-      </w:r>
-      <w:proofErr w:type="gramStart"/>
+        <w:t>,</w:t>
+      </w:r>
       <w:r>
         <w:rPr>
           <w:rFonts w:asciiTheme="majorHAnsi" w:hAnsiTheme="majorHAnsi"/>
           <w:sz w:val="24"/>
           <w:szCs w:val="24"/>
         </w:rPr>
-        <w:t>thought</w:t>
-      </w:r>
-      <w:proofErr w:type="gramEnd"/>
+        <w:t xml:space="preserve"> as well as a bachelor</w:t>
+      </w:r>
       <w:r>
         <w:rPr>
           <w:rFonts w:asciiTheme="majorHAnsi" w:hAnsiTheme="majorHAnsi"/>
           <w:sz w:val="24"/>
           <w:szCs w:val="24"/>
         </w:rPr>
-        <w:t xml:space="preserve"> </w:t>
-      </w:r>
-      <w:proofErr w:type="gramStart"/>
+        <w:t>’</w:t>
+      </w:r>
       <w:r>
         <w:rPr>
           <w:rFonts w:asciiTheme="majorHAnsi" w:hAnsiTheme="majorHAnsi"/>
           <w:sz w:val="24"/>
           <w:szCs w:val="24"/>
         </w:rPr>
-        <w:t>to apply</w:t>
-      </w:r>
-      <w:proofErr w:type="gramEnd"/>
+        <w:t>s</w:t>
+      </w:r>
       <w:r>
         <w:rPr>
           <w:rFonts w:asciiTheme="majorHAnsi" w:hAnsiTheme="majorHAnsi"/>
           <w:sz w:val="24"/>
           <w:szCs w:val="24"/>
         </w:rPr>
-        <w:t>. After reviewing the basic qualifications section, I believe I may be a good fit and valuable addition to your organization</w:t>
+        <w:t xml:space="preserve"> degree</w:t>
       </w:r>
       <w:r>
         <w:rPr>
@@ -503,33 +465,23 @@
           <w:sz w:val="24"/>
           <w:szCs w:val="24"/>
         </w:rPr>
-        <w:t>.</w:t>
-      </w:r>
-    </w:p>
-    <w:p>
-      <w:pPr>
-        <w:pStyle w:val="NoSpacing"/>
-        <w:rPr>
-          <w:rFonts w:asciiTheme="majorHAnsi" w:hAnsiTheme="majorHAnsi"/>
-        </w:rPr>
-      </w:pPr>
-    </w:p>
-    <w:p>
-      <w:pPr>
-        <w:pStyle w:val="NoSpacing"/>
+        <w:t xml:space="preserve"> in economics</w:t>
+      </w:r>
+      <w:r>
         <w:rPr>
           <w:rFonts w:asciiTheme="majorHAnsi" w:hAnsiTheme="majorHAnsi"/>
           <w:sz w:val="24"/>
           <w:szCs w:val="24"/>
         </w:rPr>
-      </w:pPr>
+        <w:t>. I like to think this pursuit of continued education reflects</w:t>
+      </w:r>
       <w:r>
         <w:rPr>
           <w:rFonts w:asciiTheme="majorHAnsi" w:hAnsiTheme="majorHAnsi"/>
           <w:sz w:val="24"/>
           <w:szCs w:val="24"/>
         </w:rPr>
-        <w:t>If I had to describe myself, I would say I am a dedicated and ethical professional with a strong academic foundation. Currently, I am pursuing a master’s degree in accounting after earning advanced degrees in business administration and healthcare management</w:t>
+        <w:t xml:space="preserve"> to those hiring</w:t>
       </w:r>
       <w:r>
         <w:rPr>
@@ -537,7 +489,7 @@
           <w:sz w:val="24"/>
           <w:szCs w:val="24"/>
         </w:rPr>
-        <w:t>,</w:t>
+        <w:t xml:space="preserve"> my commitment to staying ahead of industry trends and the constantly evolving business world. Over the course of my career and professional life, I would like to think that I’ve developed a diverse skill set, and I’m always quick to learn and adapt to the new and unforeseen challenges we all face professionally. As a lean worker, I approach problem-solving with a practical, solution-oriented mindset and focus on delivering clear, actionable outcomes and positive results. </w:t>
       </w:r>
       <w:r>
         <w:rPr>
@@ -545,7 +497,7 @@
           <w:sz w:val="24"/>
           <w:szCs w:val="24"/>
         </w:rPr>
-        <w:t xml:space="preserve"> as well as a bachelor</w:t>
+        <w:t xml:space="preserve">As </w:t>
       </w:r>
       <w:r>
         <w:rPr>
@@ -553,7 +505,7 @@
           <w:sz w:val="24"/>
           <w:szCs w:val="24"/>
         </w:rPr>
-        <w:t>’</w:t>
+        <w:t>consultant and coordinator</w:t>
       </w:r>
       <w:r>
         <w:rPr>
@@ -561,7 +513,7 @@
           <w:sz w:val="24"/>
           <w:szCs w:val="24"/>
         </w:rPr>
-        <w:t>s</w:t>
+        <w:t>, however,</w:t>
       </w:r>
       <w:r>
         <w:rPr>
@@ -569,7 +521,7 @@
           <w:sz w:val="24"/>
           <w:szCs w:val="24"/>
         </w:rPr>
-        <w:t xml:space="preserve"> degree</w:t>
+        <w:t xml:space="preserve"> I strive to </w:t>
       </w:r>
       <w:r>
         <w:rPr>
@@ -577,7 +529,7 @@
           <w:sz w:val="24"/>
           <w:szCs w:val="24"/>
         </w:rPr>
-        <w:t xml:space="preserve"> in economics</w:t>
+        <w:t>improve communication,</w:t>
       </w:r>
       <w:r>
         <w:rPr>
@@ -585,7 +537,7 @@
           <w:sz w:val="24"/>
           <w:szCs w:val="24"/>
         </w:rPr>
-        <w:t>. I like to think this pursuit of continued education reflects</w:t>
+        <w:t xml:space="preserve"> </w:t>
       </w:r>
       <w:r>
         <w:rPr>
@@ -593,7 +545,7 @@
           <w:sz w:val="24"/>
           <w:szCs w:val="24"/>
         </w:rPr>
-        <w:t xml:space="preserve"> to those hiring</w:t>
+        <w:t>streamline processes</w:t>
       </w:r>
       <w:r>
         <w:rPr>
@@ -601,7 +553,7 @@
           <w:sz w:val="24"/>
           <w:szCs w:val="24"/>
         </w:rPr>
-        <w:t xml:space="preserve"> my commitment to staying ahead of industry trends and the constantly evolving business world. Over the course of my career and professional life, I would like to think that I’ve developed a diverse skill set, and I’m always quick to learn and adapt to the new and unforeseen challenges we all face professionally. As a lean worker, I approach problem-solving with a practical, solution-oriented mindset and focus on delivering clear, actionable outcomes and positive results. </w:t>
+        <w:t xml:space="preserve">, </w:t>
       </w:r>
       <w:r>
         <w:rPr>
@@ -609,7 +561,7 @@
           <w:sz w:val="24"/>
           <w:szCs w:val="24"/>
         </w:rPr>
-        <w:t xml:space="preserve">As </w:t>
+        <w:t xml:space="preserve">and promote efficiency, all while encouraging independence and growth within my </w:t>
       </w:r>
       <w:r>
         <w:rPr>
@@ -617,7 +569,7 @@
           <w:sz w:val="24"/>
           <w:szCs w:val="24"/>
         </w:rPr>
-        <w:t>consultant and coordinator</w:t>
+        <w:t>operational areas</w:t>
       </w:r>
       <w:r>
         <w:rPr>
@@ -625,7 +577,7 @@
           <w:sz w:val="24"/>
           <w:szCs w:val="24"/>
         </w:rPr>
-        <w:t>, however,</w:t>
+        <w:t xml:space="preserve"> rather than </w:t>
       </w:r>
       <w:r>
         <w:rPr>
@@ -633,7 +585,7 @@
           <w:sz w:val="24"/>
           <w:szCs w:val="24"/>
         </w:rPr>
-        <w:t xml:space="preserve"> I strive to </w:t>
+        <w:t>just</w:t>
       </w:r>
       <w:r>
         <w:rPr>
@@ -641,23 +593,26 @@
           <w:sz w:val="24"/>
           <w:szCs w:val="24"/>
         </w:rPr>
-        <w:t>improve communication,</w:t>
-      </w:r>
-      <w:r>
+        <w:t xml:space="preserve"> a delegator.</w:t>
+      </w:r>
+    </w:p>
+    <w:p>
+      <w:pPr>
+        <w:pStyle w:val="NoSpacing"/>
         <w:rPr>
           <w:rFonts w:asciiTheme="majorHAnsi" w:hAnsiTheme="majorHAnsi"/>
           <w:sz w:val="24"/>
           <w:szCs w:val="24"/>
         </w:rPr>
-        <w:t xml:space="preserve"> </w:t>
-      </w:r>
+      </w:pPr>
       <w:r>
         <w:rPr>
           <w:rFonts w:asciiTheme="majorHAnsi" w:hAnsiTheme="majorHAnsi"/>
           <w:sz w:val="24"/>
           <w:szCs w:val="24"/>
         </w:rPr>
-        <w:t>streamline processes</w:t>
+        <w:br/>
+        <w:t xml:space="preserve">Below are some of my greatest </w:t>
       </w:r>
       <w:r>
         <w:rPr>
@@ -665,7 +620,7 @@
           <w:sz w:val="24"/>
           <w:szCs w:val="24"/>
         </w:rPr>
-        <w:t xml:space="preserve">, </w:t>
+        <w:t>operational</w:t>
       </w:r>
       <w:r>
         <w:rPr>
@@ -673,15 +628,129 @@
           <w:sz w:val="24"/>
           <w:szCs w:val="24"/>
         </w:rPr>
-        <w:t xml:space="preserve">and promote efficiency, all while encouraging independence and growth within my </w:t>
-      </w:r>
-      <w:r>
+        <w:t xml:space="preserve"> impacts:</w:t>
+      </w:r>
+    </w:p>
+    <w:p>
+      <w:pPr>
+        <w:pStyle w:val="NoSpacing"/>
+        <w:ind w:left="720"/>
+        <w:rPr>
+          <w:rFonts w:asciiTheme="majorHAnsi" w:hAnsiTheme="majorHAnsi"/>
+        </w:rPr>
+      </w:pPr>
+      <w:r>
+        <w:rPr>
+          <w:rFonts w:asciiTheme="majorHAnsi" w:hAnsiTheme="majorHAnsi"/>
+        </w:rPr>
+        <w:t>• (2024): Identified and corrected a recurring billing error that had been ongoing for years, resulting in savings of tens of thousands of dollars per quarter.</w:t>
+      </w:r>
+    </w:p>
+    <w:p>
+      <w:pPr>
+        <w:pStyle w:val="NoSpacing"/>
+        <w:ind w:left="720"/>
+        <w:rPr>
+          <w:rFonts w:asciiTheme="majorHAnsi" w:hAnsiTheme="majorHAnsi"/>
+        </w:rPr>
+      </w:pPr>
+      <w:r>
+        <w:rPr>
+          <w:rFonts w:asciiTheme="majorHAnsi" w:hAnsiTheme="majorHAnsi"/>
+        </w:rPr>
+        <w:t>• (2023): Created an automated tracking and reporting log for specialty pharma products that was mandated by a specialty vendor.</w:t>
+      </w:r>
+    </w:p>
+    <w:p>
+      <w:pPr>
+        <w:pStyle w:val="NoSpacing"/>
+        <w:ind w:left="720"/>
+        <w:rPr>
+          <w:rFonts w:asciiTheme="majorHAnsi" w:hAnsiTheme="majorHAnsi"/>
+        </w:rPr>
+      </w:pPr>
+      <w:r>
+        <w:rPr>
+          <w:rFonts w:asciiTheme="majorHAnsi" w:hAnsiTheme="majorHAnsi"/>
+        </w:rPr>
+        <w:t>• (2023): Independently created Cardinal Health's COVID-19 vaccine tracking form and sales dashboard.</w:t>
+      </w:r>
+    </w:p>
+    <w:p>
+      <w:pPr>
+        <w:pStyle w:val="NoSpacing"/>
+        <w:ind w:left="720"/>
+        <w:rPr>
+          <w:rFonts w:asciiTheme="majorHAnsi" w:hAnsiTheme="majorHAnsi"/>
+        </w:rPr>
+      </w:pPr>
+      <w:r>
+        <w:rPr>
+          <w:rFonts w:asciiTheme="majorHAnsi" w:hAnsiTheme="majorHAnsi"/>
+        </w:rPr>
+        <w:t>• (2023): Independently drafted executive-level dashboards used to report to the vice president of Cardinal Health's Specialty Division.</w:t>
+      </w:r>
+    </w:p>
+    <w:p>
+      <w:pPr>
+        <w:pStyle w:val="NoSpacing"/>
+        <w:ind w:left="720"/>
+        <w:rPr>
+          <w:rFonts w:asciiTheme="majorHAnsi" w:hAnsiTheme="majorHAnsi"/>
+        </w:rPr>
+      </w:pPr>
+      <w:r>
+        <w:rPr>
+          <w:rFonts w:asciiTheme="majorHAnsi" w:hAnsiTheme="majorHAnsi"/>
+        </w:rPr>
+        <w:t>• (2023): Automated a bi-weekly specialty charge within Cardinal Health, increasing task processing time by over 400%.</w:t>
+      </w:r>
+    </w:p>
+    <w:p>
+      <w:pPr>
+        <w:pStyle w:val="NoSpacing"/>
+        <w:ind w:left="720"/>
+        <w:rPr>
+          <w:rFonts w:asciiTheme="majorHAnsi" w:hAnsiTheme="majorHAnsi"/>
+        </w:rPr>
+      </w:pPr>
+      <w:r>
+        <w:rPr>
+          <w:rFonts w:asciiTheme="majorHAnsi" w:hAnsiTheme="majorHAnsi"/>
+        </w:rPr>
+        <w:t>• (2022): Drafted process maps that oversaw the rectification of 10,000 new medical accounts for FDA, HIPAA compliance after competitor acquisition.</w:t>
+      </w:r>
+    </w:p>
+    <w:p>
+      <w:pPr>
+        <w:pStyle w:val="NoSpacing"/>
+        <w:ind w:left="720"/>
+        <w:rPr>
+          <w:rFonts w:asciiTheme="majorHAnsi" w:hAnsiTheme="majorHAnsi"/>
+        </w:rPr>
+      </w:pPr>
+      <w:r>
+        <w:rPr>
+          <w:rFonts w:asciiTheme="majorHAnsi" w:hAnsiTheme="majorHAnsi"/>
+        </w:rPr>
+        <w:t>• (2019): Established, led, and was a member of command level incidents throughout Nashville, TN as a police officer.</w:t>
+      </w:r>
+    </w:p>
+    <w:p>
+      <w:pPr>
+        <w:pStyle w:val="NoSpacing"/>
+        <w:ind w:left="720"/>
         <w:rPr>
           <w:rFonts w:asciiTheme="majorHAnsi" w:hAnsiTheme="majorHAnsi"/>
           <w:sz w:val="24"/>
           <w:szCs w:val="24"/>
         </w:rPr>
-        <w:t>operational areas</w:t>
+      </w:pPr>
+      <w:r>
+        <w:rPr>
+          <w:rFonts w:asciiTheme="majorHAnsi" w:hAnsiTheme="majorHAnsi"/>
+        </w:rPr>
+        <w:t xml:space="preserve">• (2018): Rescue Task Force (RTF) certification to serve against acts of deadly aggression with Metro Nashville Police Department. </w:t>
       </w:r>
       <w:r>
         <w:rPr>
@@ -689,44 +758,41 @@
           <w:sz w:val="24"/>
           <w:szCs w:val="24"/>
         </w:rPr>
-        <w:t xml:space="preserve"> rather than </w:t>
-      </w:r>
-      <w:proofErr w:type="gramStart"/>
-      <w:r>
+        <w:br/>
+      </w:r>
+    </w:p>
+    <w:p>
+      <w:pPr>
+        <w:pStyle w:val="NoSpacing"/>
         <w:rPr>
           <w:rFonts w:asciiTheme="majorHAnsi" w:hAnsiTheme="majorHAnsi"/>
           <w:sz w:val="24"/>
           <w:szCs w:val="24"/>
         </w:rPr>
-        <w:t>just</w:t>
-      </w:r>
-      <w:proofErr w:type="gramEnd"/>
+      </w:pPr>
       <w:r>
         <w:rPr>
           <w:rFonts w:asciiTheme="majorHAnsi" w:hAnsiTheme="majorHAnsi"/>
           <w:sz w:val="24"/>
           <w:szCs w:val="24"/>
         </w:rPr>
-        <w:t xml:space="preserve"> a delegator.</w:t>
-      </w:r>
-    </w:p>
-    <w:p>
-      <w:pPr>
-        <w:pStyle w:val="NoSpacing"/>
+        <w:t xml:space="preserve">I believe my professional and academic experiences have served me well in developing my critical thinking, problem-solving, and innovation skills. I work well to use clear and concise communication to interact with co-workers, supervisors, and </w:t>
+      </w:r>
+      <w:r>
         <w:rPr>
           <w:rFonts w:asciiTheme="majorHAnsi" w:hAnsiTheme="majorHAnsi"/>
           <w:sz w:val="24"/>
           <w:szCs w:val="24"/>
         </w:rPr>
-      </w:pPr>
+        <w:t>clients</w:t>
+      </w:r>
       <w:r>
         <w:rPr>
           <w:rFonts w:asciiTheme="majorHAnsi" w:hAnsiTheme="majorHAnsi"/>
           <w:sz w:val="24"/>
           <w:szCs w:val="24"/>
         </w:rPr>
-        <w:br/>
-        <w:t xml:space="preserve">Below are some of my greatest </w:t>
+        <w:t xml:space="preserve">. I would very much look forward to speaking with you regarding my skill set and attributes which I believe will serve as an asset to </w:t>
       </w:r>
       <w:r>
         <w:rPr>
@@ -734,197 +800,7 @@
           <w:sz w:val="24"/>
           <w:szCs w:val="24"/>
         </w:rPr>
-        <w:t>operational</w:t>
-      </w:r>
-      <w:r>
-        <w:rPr>
-          <w:rFonts w:asciiTheme="majorHAnsi" w:hAnsiTheme="majorHAnsi"/>
-          <w:sz w:val="24"/>
-          <w:szCs w:val="24"/>
-        </w:rPr>
-        <w:t xml:space="preserve"> impacts:</w:t>
-      </w:r>
-    </w:p>
-    <w:p>
-      <w:pPr>
-        <w:pStyle w:val="NoSpacing"/>
-        <w:ind w:left="720"/>
-        <w:rPr>
-          <w:rFonts w:asciiTheme="majorHAnsi" w:hAnsiTheme="majorHAnsi"/>
-        </w:rPr>
-      </w:pPr>
-      <w:r>
-        <w:rPr>
-          <w:rFonts w:asciiTheme="majorHAnsi" w:hAnsiTheme="majorHAnsi"/>
-        </w:rPr>
-        <w:t>• (2024): Identified and corrected a recurring billing error that had been ongoing for years, resulting in savings of tens of thousands of dollars per quarter.</w:t>
-      </w:r>
-    </w:p>
-    <w:p>
-      <w:pPr>
-        <w:pStyle w:val="NoSpacing"/>
-        <w:ind w:left="720"/>
-        <w:rPr>
-          <w:rFonts w:asciiTheme="majorHAnsi" w:hAnsiTheme="majorHAnsi"/>
-        </w:rPr>
-      </w:pPr>
-      <w:r>
-        <w:rPr>
-          <w:rFonts w:asciiTheme="majorHAnsi" w:hAnsiTheme="majorHAnsi"/>
-        </w:rPr>
-        <w:t>• (2023): Created an automated tracking and reporting log for specialty pharma products that was mandated by a specialty vendor.</w:t>
-      </w:r>
-    </w:p>
-    <w:p>
-      <w:pPr>
-        <w:pStyle w:val="NoSpacing"/>
-        <w:ind w:left="720"/>
-        <w:rPr>
-          <w:rFonts w:asciiTheme="majorHAnsi" w:hAnsiTheme="majorHAnsi"/>
-        </w:rPr>
-      </w:pPr>
-      <w:r>
-        <w:rPr>
-          <w:rFonts w:asciiTheme="majorHAnsi" w:hAnsiTheme="majorHAnsi"/>
-        </w:rPr>
-        <w:t>• (2023): Independently created Cardinal Health's COVID-19 vaccine tracking form and sales dashboard.</w:t>
-      </w:r>
-    </w:p>
-    <w:p>
-      <w:pPr>
-        <w:pStyle w:val="NoSpacing"/>
-        <w:ind w:left="720"/>
-        <w:rPr>
-          <w:rFonts w:asciiTheme="majorHAnsi" w:hAnsiTheme="majorHAnsi"/>
-        </w:rPr>
-      </w:pPr>
-      <w:r>
-        <w:rPr>
-          <w:rFonts w:asciiTheme="majorHAnsi" w:hAnsiTheme="majorHAnsi"/>
-        </w:rPr>
-        <w:t>• (2023): Independently drafted executive-level dashboards used to report to the vice president of Cardinal Health's Specialty Division.</w:t>
-      </w:r>
-    </w:p>
-    <w:p>
-      <w:pPr>
-        <w:pStyle w:val="NoSpacing"/>
-        <w:ind w:left="720"/>
-        <w:rPr>
-          <w:rFonts w:asciiTheme="majorHAnsi" w:hAnsiTheme="majorHAnsi"/>
-        </w:rPr>
-      </w:pPr>
-      <w:r>
-        <w:rPr>
-          <w:rFonts w:asciiTheme="majorHAnsi" w:hAnsiTheme="majorHAnsi"/>
-        </w:rPr>
-        <w:t>• (2023): Automated a bi-weekly specialty charge within Cardinal Health, increasing task processing time by over 400%.</w:t>
-      </w:r>
-    </w:p>
-    <w:p>
-      <w:pPr>
-        <w:pStyle w:val="NoSpacing"/>
-        <w:ind w:left="720"/>
-        <w:rPr>
-          <w:rFonts w:asciiTheme="majorHAnsi" w:hAnsiTheme="majorHAnsi"/>
-        </w:rPr>
-      </w:pPr>
-      <w:r>
-        <w:rPr>
-          <w:rFonts w:asciiTheme="majorHAnsi" w:hAnsiTheme="majorHAnsi"/>
-        </w:rPr>
-        <w:t>• (2022): Drafted process maps that oversaw the rectification of 10,000 new medical accounts for FDA, HIPAA compliance after competitor acquisition.</w:t>
-      </w:r>
-    </w:p>
-    <w:p>
-      <w:pPr>
-        <w:pStyle w:val="NoSpacing"/>
-        <w:ind w:left="720"/>
-        <w:rPr>
-          <w:rFonts w:asciiTheme="majorHAnsi" w:hAnsiTheme="majorHAnsi"/>
-        </w:rPr>
-      </w:pPr>
-      <w:r>
-        <w:rPr>
-          <w:rFonts w:asciiTheme="majorHAnsi" w:hAnsiTheme="majorHAnsi"/>
-        </w:rPr>
-        <w:t>• (2019): Established, led, and was a member of command level incidents throughout Nashville, TN as a police officer.</w:t>
-      </w:r>
-    </w:p>
-    <w:p>
-      <w:pPr>
-        <w:pStyle w:val="NoSpacing"/>
-        <w:ind w:left="720"/>
-        <w:rPr>
-          <w:rFonts w:asciiTheme="majorHAnsi" w:hAnsiTheme="majorHAnsi"/>
-          <w:sz w:val="24"/>
-          <w:szCs w:val="24"/>
-        </w:rPr>
-      </w:pPr>
-      <w:r>
-        <w:rPr>
-          <w:rFonts w:asciiTheme="majorHAnsi" w:hAnsiTheme="majorHAnsi"/>
-        </w:rPr>
-        <w:t xml:space="preserve">• (2018): Rescue Task Force (RTF) certification to serve against acts of deadly aggression with Metro Nashville Police Department. </w:t>
-      </w:r>
-      <w:r>
-        <w:rPr>
-          <w:rFonts w:asciiTheme="majorHAnsi" w:hAnsiTheme="majorHAnsi"/>
-          <w:sz w:val="24"/>
-          <w:szCs w:val="24"/>
-        </w:rPr>
-        <w:br/>
-      </w:r>
-    </w:p>
-    <w:p>
-      <w:pPr>
-        <w:pStyle w:val="NoSpacing"/>
-        <w:rPr>
-          <w:rFonts w:asciiTheme="majorHAnsi" w:hAnsiTheme="majorHAnsi"/>
-          <w:sz w:val="24"/>
-          <w:szCs w:val="24"/>
-        </w:rPr>
-      </w:pPr>
-      <w:r>
-        <w:rPr>
-          <w:rFonts w:asciiTheme="majorHAnsi" w:hAnsiTheme="majorHAnsi"/>
-          <w:sz w:val="24"/>
-          <w:szCs w:val="24"/>
-        </w:rPr>
-        <w:t xml:space="preserve">I believe my professional and academic experiences have served me well in developing my critical thinking, problem-solving, and innovation skills. I work well to use clear and concise communication to interact with co-workers, supervisors, and </w:t>
-      </w:r>
-      <w:r>
-        <w:rPr>
-          <w:rFonts w:asciiTheme="majorHAnsi" w:hAnsiTheme="majorHAnsi"/>
-          <w:sz w:val="24"/>
-          <w:szCs w:val="24"/>
-        </w:rPr>
-        <w:t>clients</w:t>
-      </w:r>
-      <w:r>
-        <w:rPr>
-          <w:rFonts w:asciiTheme="majorHAnsi" w:hAnsiTheme="majorHAnsi"/>
-          <w:sz w:val="24"/>
-          <w:szCs w:val="24"/>
-        </w:rPr>
-        <w:t xml:space="preserve">. I would very much look forward to speaking with you regarding my skill set and attributes which I believe will serve as an asset to </w:t>
-      </w:r>
-      <w:proofErr w:type="gramStart"/>
-      <w:r>
-        <w:rPr>
-          <w:rFonts w:asciiTheme="majorHAnsi" w:hAnsiTheme="majorHAnsi"/>
-          <w:sz w:val="24"/>
-          <w:szCs w:val="24"/>
-        </w:rPr>
-        <w:t>further</w:t>
-      </w:r>
-      <w:proofErr w:type="gramEnd"/>
-      <w:r>
-        <w:rPr>
-          <w:rFonts w:asciiTheme="majorHAnsi" w:hAnsiTheme="majorHAnsi"/>
-          <w:sz w:val="24"/>
-          <w:szCs w:val="24"/>
-        </w:rPr>
-        <w:t xml:space="preserve"> </w:t>
+        <w:t xml:space="preserve">further </w:t>
       </w:r>
       <w:r>
         <w:rPr>
@@ -1283,7 +1159,7 @@
           <w:sz w:val="20"/>
           <w:szCs w:val="20"/>
         </w:rPr>
-        <w:t>Tutored students in accounting principles and concepts.</w:t>
+        <w:t>Streamlined records and managed confidential information.</w:t>
       </w:r>
     </w:p>
     <w:p>
@@ -1305,7 +1181,7 @@
           <w:sz w:val="20"/>
           <w:szCs w:val="20"/>
         </w:rPr>
-        <w:t>Streamlined records and managed confidential information.</w:t>
+        <w:t>Prepared financial reports, projections, and reconciliations.</w:t>
       </w:r>
     </w:p>
     <w:p>
@@ -1327,7 +1203,7 @@
           <w:sz w:val="20"/>
           <w:szCs w:val="20"/>
         </w:rPr>
-        <w:t>Prepared financial reports, projections, and reconciliations.</w:t>
+        <w:t>Tutored 30+ students per class in accounting principles and concepts.</w:t>
       </w:r>
     </w:p>
     <w:p>
@@ -1911,33 +1787,15 @@
           <w:sz w:val="20"/>
           <w:szCs w:val="20"/>
         </w:rPr>
-        <w:t xml:space="preserve">Apprehended and transported criminal </w:t>
-      </w:r>
-      <w:proofErr w:type="gramStart"/>
-      <w:r>
-        <w:rPr>
-          <w:rFonts w:asciiTheme="majorHAnsi" w:hAnsiTheme="majorHAnsi"/>
-          <w:sz w:val="20"/>
-          <w:szCs w:val="20"/>
-        </w:rPr>
-        <w:t>suspects</w:t>
-      </w:r>
-      <w:r>
-        <w:rPr>
-          <w:rFonts w:asciiTheme="majorHAnsi" w:hAnsiTheme="majorHAnsi"/>
-          <w:sz w:val="20"/>
-          <w:szCs w:val="20"/>
-        </w:rPr>
-        <w:t>,</w:t>
-      </w:r>
-      <w:proofErr w:type="gramEnd"/>
-      <w:r>
-        <w:rPr>
-          <w:rFonts w:asciiTheme="majorHAnsi" w:hAnsiTheme="majorHAnsi"/>
-          <w:sz w:val="20"/>
-          <w:szCs w:val="20"/>
-        </w:rPr>
-        <w:t xml:space="preserve"> </w:t>
+        <w:t>Apprehended and transported criminal suspects</w:t>
+      </w:r>
+      <w:r>
+        <w:rPr>
+          <w:rFonts w:asciiTheme="majorHAnsi" w:hAnsiTheme="majorHAnsi"/>
+          <w:sz w:val="20"/>
+          <w:szCs w:val="20"/>
+        </w:rPr>
+        <w:t xml:space="preserve">, </w:t>
       </w:r>
       <w:r>
         <w:rPr>
@@ -2321,7 +2179,6 @@
                 <w:szCs w:val="20"/>
               </w:rPr>
             </w:pPr>
-            <w:proofErr w:type="spellStart"/>
             <w:r>
               <w:rPr>
                 <w:rFonts w:asciiTheme="majorHAnsi" w:hAnsiTheme="majorHAnsi"/>
@@ -2346,7 +2203,6 @@
               </w:rPr>
               <w:t>hart</w:t>
             </w:r>
-            <w:proofErr w:type="spellEnd"/>
           </w:p>
         </w:tc>
         <w:tc>
@@ -2727,25 +2583,7 @@
           <w:sz w:val="20"/>
           <w:szCs w:val="20"/>
         </w:rPr>
-        <w:t xml:space="preserve">Middle Tennessee State University | </w:t>
-      </w:r>
-      <w:proofErr w:type="spellStart"/>
-      <w:r>
-        <w:rPr>
-          <w:rFonts w:asciiTheme="majorHAnsi" w:hAnsiTheme="majorHAnsi"/>
-          <w:sz w:val="20"/>
-          <w:szCs w:val="20"/>
-        </w:rPr>
-        <w:t>MAcc</w:t>
-      </w:r>
-      <w:proofErr w:type="spellEnd"/>
-      <w:r>
-        <w:rPr>
-          <w:rFonts w:asciiTheme="majorHAnsi" w:hAnsiTheme="majorHAnsi"/>
-          <w:sz w:val="20"/>
-          <w:szCs w:val="20"/>
-        </w:rPr>
-        <w:t>, Accounting | 01/2025 - XX/202</w:t>
+        <w:t>Middle Tennessee State University | MAcc, Accounting | 01/2025 - XX/202</w:t>
       </w:r>
       <w:r>
         <w:rPr>
@@ -2990,7 +2828,7 @@
                 <v:shape id="_x0000_i1025" type="#_x0000_t75" style="width:101.25pt;height:40.5pt" o:ole="">
                   <v:imagedata r:id="rId8" o:title=""/>
                 </v:shape>
-                <o:OLEObject Type="Embed" ProgID="Package" ShapeID="_x0000_i1025" DrawAspect="Content" ObjectID="_1839577143" r:id="rId9"/>
+                <o:OLEObject Type="Embed" ProgID="Package" ShapeID="_x0000_i1025" DrawAspect="Content" ObjectID="_1839577409" r:id="rId9"/>
               </w:object>
             </w:r>
           </w:p>
@@ -3647,27 +3485,7 @@
           <w:szCs w:val="22"/>
           <w:lang w:val="en" w:eastAsia="zh-CN"/>
         </w:rPr>
-        <w:t xml:space="preserve">Jonathan demonstrated numerous strengths that make him </w:t>
-      </w:r>
-      <w:proofErr w:type="gramStart"/>
-      <w:r>
-        <w:rPr>
-          <w:rFonts w:asciiTheme="majorHAnsi" w:eastAsia="Arial" w:hAnsiTheme="majorHAnsi"/>
-          <w:sz w:val="22"/>
-          <w:szCs w:val="22"/>
-          <w:lang w:val="en" w:eastAsia="zh-CN"/>
-        </w:rPr>
-        <w:t>a valuable asset</w:t>
-      </w:r>
-      <w:proofErr w:type="gramEnd"/>
-      <w:r>
-        <w:rPr>
-          <w:rFonts w:asciiTheme="majorHAnsi" w:eastAsia="Arial" w:hAnsiTheme="majorHAnsi"/>
-          <w:sz w:val="22"/>
-          <w:szCs w:val="22"/>
-          <w:lang w:val="en" w:eastAsia="zh-CN"/>
-        </w:rPr>
-        <w:t xml:space="preserve"> to any prospective employer. His proactive approach towards enhancing processes using Excel and Standard Order Processes (SOPs) showcased his dedication to efficiency and continuous improvement. Throughout his time with us, Jonathan assumed diverse responsibilities and roles, readily contributing to various aspects of our operations. Specifically, he played a pivotal role in preparing for the implementation of the Drug Supply Chain Security Act (DSCSA) by taking on multiple responsibilities related to the impending changes. Notably, Jonathan spearheaded initiatives such as the creation of a Business Unit improvements spreadsheet, identification and rectification of duplicate work, formulation of the Returns SOP, and development of dashboards for various Business Unit Projects.</w:t>
+        <w:t>Jonathan demonstrated numerous strengths that make him a valuable asset to any prospective employer. His proactive approach towards enhancing processes using Excel and Standard Order Processes (SOPs) showcased his dedication to efficiency and continuous improvement. Throughout his time with us, Jonathan assumed diverse responsibilities and roles, readily contributing to various aspects of our operations. Specifically, he played a pivotal role in preparing for the implementation of the Drug Supply Chain Security Act (DSCSA) by taking on multiple responsibilities related to the impending changes. Notably, Jonathan spearheaded initiatives such as the creation of a Business Unit improvements spreadsheet, identification and rectification of duplicate work, formulation of the Returns SOP, and development of dashboards for various Business Unit Projects.</w:t>
       </w:r>
     </w:p>
     <w:p>

--- a/Nicholson_CV_2026.docx
+++ b/Nicholson_CV_2026.docx
@@ -1528,29 +1528,6 @@
           <w:szCs w:val="20"/>
         </w:rPr>
         <w:t xml:space="preserve"> multiple business units.</w:t>
-      </w:r>
-    </w:p>
-    <w:p>
-      <w:pPr>
-        <w:pStyle w:val="ListParagraph"/>
-        <w:numPr>
-          <w:ilvl w:val="0"/>
-          <w:numId w:val="13"/>
-        </w:numPr>
-        <w:spacing w:after="0" w:line="240" w:lineRule="auto"/>
-        <w:rPr>
-          <w:rFonts w:asciiTheme="majorHAnsi" w:hAnsiTheme="majorHAnsi"/>
-          <w:sz w:val="20"/>
-          <w:szCs w:val="20"/>
-        </w:rPr>
-      </w:pPr>
-      <w:r>
-        <w:rPr>
-          <w:rFonts w:asciiTheme="majorHAnsi" w:hAnsiTheme="majorHAnsi"/>
-          <w:sz w:val="20"/>
-          <w:szCs w:val="20"/>
-        </w:rPr>
-        <w:t>Supervised a team of seven in an FDA-mandated Letter of Authorization compliance project involving 10,000 accounts following an acquisition.</w:t>
       </w:r>
     </w:p>
     <w:p>
@@ -2828,7 +2805,7 @@
                 <v:shape id="_x0000_i1025" type="#_x0000_t75" style="width:101.25pt;height:40.5pt" o:ole="">
                   <v:imagedata r:id="rId8" o:title=""/>
                 </v:shape>
-                <o:OLEObject Type="Embed" ProgID="Package" ShapeID="_x0000_i1025" DrawAspect="Content" ObjectID="_1839577409" r:id="rId9"/>
+                <o:OLEObject Type="Embed" ProgID="Package" ShapeID="_x0000_i1025" DrawAspect="Content" ObjectID="_1839579188" r:id="rId9"/>
               </w:object>
             </w:r>
           </w:p>
